--- a/MuJoCo课程作业报告.docx
+++ b/MuJoCo课程作业报告.docx
@@ -202,6 +202,7 @@
       <w:pPr>
         <w:jc w:val="center"/>
         <w:rPr>
+          <w:rFonts w:hint="eastAsia"/>
           <w:lang w:eastAsia="zh-CN"/>
         </w:rPr>
       </w:pPr>
@@ -229,6 +230,42 @@
         </w:rPr>
         <w:t>级：智建一班</w:t>
       </w:r>
+      <w:r>
+        <w:rPr>
+          <w:rFonts w:eastAsia="黑体"/>
+          <w:sz w:val="28"/>
+          <w:lang w:eastAsia="zh-CN"/>
+        </w:rPr>
+        <w:br/>
+      </w:r>
+      <w:r>
+        <w:rPr>
+          <w:rFonts w:eastAsia="黑体" w:hint="eastAsia"/>
+          <w:sz w:val="28"/>
+          <w:lang w:eastAsia="zh-CN"/>
+        </w:rPr>
+        <w:t>源码保存至：</w:t>
+      </w:r>
+      <w:hyperlink r:id="rId8" w:history="1">
+        <w:r>
+          <w:rPr>
+            <w:rStyle w:val="aff9"/>
+            <w:rFonts w:eastAsia="黑体"/>
+            <w:sz w:val="28"/>
+            <w:lang w:eastAsia="zh-CN"/>
+          </w:rPr>
+          <w:t>ricwyc-max/MuJoCo: MuJoCo</w:t>
+        </w:r>
+        <w:r>
+          <w:rPr>
+            <w:rStyle w:val="aff9"/>
+            <w:rFonts w:eastAsia="黑体"/>
+            <w:sz w:val="28"/>
+            <w:lang w:eastAsia="zh-CN"/>
+          </w:rPr>
+          <w:t>仿真作业</w:t>
+        </w:r>
+      </w:hyperlink>
     </w:p>
     <w:p>
       <w:pPr>
@@ -263,7 +300,6 @@
           <w:tab w:val="right" w:leader="dot" w:pos="8636"/>
         </w:tabs>
         <w:rPr>
-          <w:rFonts w:hint="eastAsia"/>
           <w:noProof/>
         </w:rPr>
       </w:pPr>
@@ -371,7 +407,6 @@
           <w:tab w:val="right" w:leader="dot" w:pos="8636"/>
         </w:tabs>
         <w:rPr>
-          <w:rFonts w:hint="eastAsia"/>
           <w:noProof/>
         </w:rPr>
       </w:pPr>
@@ -471,7 +506,6 @@
         </w:tabs>
         <w:ind w:left="480"/>
         <w:rPr>
-          <w:rFonts w:hint="eastAsia"/>
           <w:noProof/>
         </w:rPr>
       </w:pPr>
@@ -571,7 +605,6 @@
         </w:tabs>
         <w:ind w:left="480"/>
         <w:rPr>
-          <w:rFonts w:hint="eastAsia"/>
           <w:noProof/>
         </w:rPr>
       </w:pPr>
@@ -671,7 +704,6 @@
         </w:tabs>
         <w:ind w:left="480"/>
         <w:rPr>
-          <w:rFonts w:hint="eastAsia"/>
           <w:noProof/>
         </w:rPr>
       </w:pPr>
@@ -787,7 +819,6 @@
         </w:tabs>
         <w:ind w:left="480"/>
         <w:rPr>
-          <w:rFonts w:hint="eastAsia"/>
           <w:noProof/>
         </w:rPr>
       </w:pPr>
@@ -918,7 +949,6 @@
           <w:tab w:val="right" w:leader="dot" w:pos="8636"/>
         </w:tabs>
         <w:rPr>
-          <w:rFonts w:hint="eastAsia"/>
           <w:noProof/>
         </w:rPr>
       </w:pPr>
@@ -1018,7 +1048,6 @@
         </w:tabs>
         <w:ind w:left="480"/>
         <w:rPr>
-          <w:rFonts w:hint="eastAsia"/>
           <w:noProof/>
         </w:rPr>
       </w:pPr>
@@ -1118,7 +1147,6 @@
         </w:tabs>
         <w:ind w:left="480"/>
         <w:rPr>
-          <w:rFonts w:hint="eastAsia"/>
           <w:noProof/>
         </w:rPr>
       </w:pPr>
@@ -1218,7 +1246,6 @@
         </w:tabs>
         <w:ind w:left="480"/>
         <w:rPr>
-          <w:rFonts w:hint="eastAsia"/>
           <w:noProof/>
         </w:rPr>
       </w:pPr>
@@ -1317,7 +1344,6 @@
           <w:tab w:val="right" w:leader="dot" w:pos="8636"/>
         </w:tabs>
         <w:rPr>
-          <w:rFonts w:hint="eastAsia"/>
           <w:noProof/>
         </w:rPr>
       </w:pPr>
@@ -1417,7 +1443,6 @@
         </w:tabs>
         <w:ind w:left="480"/>
         <w:rPr>
-          <w:rFonts w:hint="eastAsia"/>
           <w:noProof/>
         </w:rPr>
       </w:pPr>
@@ -1533,7 +1558,6 @@
         </w:tabs>
         <w:ind w:left="480"/>
         <w:rPr>
-          <w:rFonts w:hint="eastAsia"/>
           <w:noProof/>
         </w:rPr>
       </w:pPr>
@@ -1665,7 +1689,6 @@
         </w:tabs>
         <w:ind w:left="480"/>
         <w:rPr>
-          <w:rFonts w:hint="eastAsia"/>
           <w:noProof/>
         </w:rPr>
       </w:pPr>
@@ -1781,7 +1804,6 @@
         </w:tabs>
         <w:ind w:left="480"/>
         <w:rPr>
-          <w:rFonts w:hint="eastAsia"/>
           <w:noProof/>
         </w:rPr>
       </w:pPr>
@@ -1897,7 +1919,6 @@
         </w:tabs>
         <w:ind w:left="480"/>
         <w:rPr>
-          <w:rFonts w:hint="eastAsia"/>
           <w:noProof/>
         </w:rPr>
       </w:pPr>
@@ -2013,7 +2034,6 @@
         </w:tabs>
         <w:ind w:left="480"/>
         <w:rPr>
-          <w:rFonts w:hint="eastAsia"/>
           <w:noProof/>
         </w:rPr>
       </w:pPr>
@@ -2145,7 +2165,6 @@
         </w:tabs>
         <w:ind w:left="480"/>
         <w:rPr>
-          <w:rFonts w:hint="eastAsia"/>
           <w:noProof/>
         </w:rPr>
       </w:pPr>
@@ -2261,7 +2280,6 @@
         </w:tabs>
         <w:ind w:left="480"/>
         <w:rPr>
-          <w:rFonts w:hint="eastAsia"/>
           <w:noProof/>
         </w:rPr>
       </w:pPr>
@@ -2376,7 +2394,6 @@
           <w:tab w:val="right" w:leader="dot" w:pos="8636"/>
         </w:tabs>
         <w:rPr>
-          <w:rFonts w:hint="eastAsia"/>
           <w:noProof/>
         </w:rPr>
       </w:pPr>
@@ -2475,7 +2492,6 @@
           <w:tab w:val="right" w:leader="dot" w:pos="8636"/>
         </w:tabs>
         <w:rPr>
-          <w:rFonts w:hint="eastAsia"/>
           <w:noProof/>
         </w:rPr>
       </w:pPr>
@@ -2574,7 +2590,6 @@
           <w:tab w:val="right" w:leader="dot" w:pos="8636"/>
         </w:tabs>
         <w:rPr>
-          <w:rFonts w:hint="eastAsia"/>
           <w:noProof/>
         </w:rPr>
       </w:pPr>
@@ -2681,7 +2696,6 @@
           <w:tab w:val="right" w:leader="dot" w:pos="8636"/>
         </w:tabs>
         <w:rPr>
-          <w:rFonts w:hint="eastAsia"/>
           <w:noProof/>
         </w:rPr>
       </w:pPr>
@@ -11340,7 +11354,7 @@
                     <pic:cNvPicPr/>
                   </pic:nvPicPr>
                   <pic:blipFill>
-                    <a:blip r:embed="rId8"/>
+                    <a:blip r:embed="rId9"/>
                     <a:stretch>
                       <a:fillRect/>
                     </a:stretch>
@@ -11414,7 +11428,7 @@
                     <pic:cNvPicPr/>
                   </pic:nvPicPr>
                   <pic:blipFill>
-                    <a:blip r:embed="rId9"/>
+                    <a:blip r:embed="rId10"/>
                     <a:stretch>
                       <a:fillRect/>
                     </a:stretch>
@@ -12269,7 +12283,7 @@
                     <pic:cNvPicPr/>
                   </pic:nvPicPr>
                   <pic:blipFill>
-                    <a:blip r:embed="rId10"/>
+                    <a:blip r:embed="rId11"/>
                     <a:stretch>
                       <a:fillRect/>
                     </a:stretch>
@@ -12787,7 +12801,7 @@
                     <pic:cNvPicPr/>
                   </pic:nvPicPr>
                   <pic:blipFill>
-                    <a:blip r:embed="rId11"/>
+                    <a:blip r:embed="rId12"/>
                     <a:stretch>
                       <a:fillRect/>
                     </a:stretch>
@@ -18676,7 +18690,7 @@
       </w:r>
     </w:p>
     <w:sectPr>
-      <w:footerReference w:type="default" r:id="rId12"/>
+      <w:footerReference w:type="default" r:id="rId13"/>
       <w:pgSz w:w="12240" w:h="15840"/>
       <w:pgMar w:top="1440" w:right="1797" w:bottom="1440" w:left="1797" w:header="720" w:footer="720" w:gutter="0"/>
       <w:pgNumType w:start="1"/>
@@ -19604,7 +19618,6 @@
   <w:style w:type="character" w:default="1" w:styleId="a2">
     <w:name w:val="Default Paragraph Font"/>
     <w:uiPriority w:val="1"/>
-    <w:semiHidden/>
     <w:unhideWhenUsed/>
   </w:style>
   <w:style w:type="table" w:default="1" w:styleId="a3">
@@ -30407,6 +30420,18 @@
       <w:u w:val="single"/>
     </w:rPr>
   </w:style>
+  <w:style w:type="character" w:styleId="affa">
+    <w:name w:val="Unresolved Mention"/>
+    <w:basedOn w:val="a2"/>
+    <w:uiPriority w:val="99"/>
+    <w:semiHidden/>
+    <w:unhideWhenUsed/>
+    <w:rsid w:val="00D02E7F"/>
+    <w:rPr>
+      <w:color w:val="605E5C"/>
+      <w:shd w:val="clear" w:color="auto" w:fill="E1DFDD"/>
+    </w:rPr>
+  </w:style>
 </w:styles>
 </file>
 
